--- a/episodes/The_Dark_Rise_Episode_37.docx
+++ b/episodes/The_Dark_Rise_Episode_37.docx
@@ -272,7 +272,7 @@
           <w:sz w:val="24"/>
           <w:szCs w:val="24"/>
         </w:rPr>
-        <w:t xml:space="preserve">Beneath the ak-pu roots, the entity approached the boy with a gentleness it had to work harder than usual to sound unforced, asking him again, carefully, where the soft word from days before had come from, careful not to let its own unease bleed into a question it needed him to answer honestly rather than defensively.</w:t>
+        <w:t xml:space="preserve">Beneath the iroko roots, the entity approached the boy with a gentleness it had to work harder than usual to sound unforced, asking him again, carefully, where the soft word from days before had come from, careful not to let its own unease bleed into a question it needed him to answer honestly rather than defensively.</w:t>
       </w:r>
     </w:p>
     <w:p>
@@ -327,7 +327,7 @@
           <w:sz w:val="24"/>
           <w:szCs w:val="24"/>
         </w:rPr>
-        <w:t xml:space="preserve">The boy described it plainly, the way he described anything he had not yet learned to be afraid of. Roots that were not the ak-pu roots, thicker and darker and older, tangled close enough to block out whatever light existed anywhere near that place. A silence that felt, he said, like something holding its breath on purpose. He went there most nights now, he told the entity, though he could never remember choosing to, and he always woke again before anything in the dark noticed him standing there.</w:t>
+        <w:t xml:space="preserve">The boy described it plainly, the way he described anything he had not yet learned to be afraid of. Roots that were not the iroko roots, thicker and darker and older, tangled close enough to block out whatever light existed anywhere near that place. A silence that felt, he said, like something holding its breath on purpose. He went there most nights now, he told the entity, though he could never remember choosing to, and he always woke again before anything in the dark noticed him standing there.</w:t>
       </w:r>
     </w:p>
     <w:p>

--- a/episodes/The_Dark_Rise_Episode_37.docx
+++ b/episodes/The_Dark_Rise_Episode_37.docx
@@ -126,20 +126,7 @@
     </w:p>
     <w:p>
       <w:pPr>
-        <w:spacing w:after="0" w:line="360"/>
-      </w:pPr>
-      <w:r>
-        <w:rPr>
-          <w:rFonts w:ascii="Georgia" w:hAnsi="Georgia" w:cs="Georgia"/>
-          <w:sz w:val="24"/>
-          <w:szCs w:val="24"/>
-        </w:rPr>
-        <w:t xml:space="preserve"/>
-      </w:r>
-    </w:p>
-    <w:p>
-      <w:pPr>
-        <w:spacing w:after="60" w:line="360"/>
+        <w:spacing w:after="60" w:line="360" w:before="480"/>
         <w:ind w:firstLine="360"/>
       </w:pPr>
       <w:r>
@@ -167,20 +154,7 @@
     </w:p>
     <w:p>
       <w:pPr>
-        <w:spacing w:after="0" w:line="360"/>
-      </w:pPr>
-      <w:r>
-        <w:rPr>
-          <w:rFonts w:ascii="Georgia" w:hAnsi="Georgia" w:cs="Georgia"/>
-          <w:sz w:val="24"/>
-          <w:szCs w:val="24"/>
-        </w:rPr>
-        <w:t xml:space="preserve"/>
-      </w:r>
-    </w:p>
-    <w:p>
-      <w:pPr>
-        <w:spacing w:after="60" w:line="360"/>
+        <w:spacing w:after="60" w:line="360" w:before="480"/>
         <w:ind w:firstLine="360"/>
       </w:pPr>
       <w:r>
@@ -250,20 +224,7 @@
     </w:p>
     <w:p>
       <w:pPr>
-        <w:spacing w:after="0" w:line="360"/>
-      </w:pPr>
-      <w:r>
-        <w:rPr>
-          <w:rFonts w:ascii="Georgia" w:hAnsi="Georgia" w:cs="Georgia"/>
-          <w:sz w:val="24"/>
-          <w:szCs w:val="24"/>
-        </w:rPr>
-        <w:t xml:space="preserve"/>
-      </w:r>
-    </w:p>
-    <w:p>
-      <w:pPr>
-        <w:spacing w:after="60" w:line="360"/>
+        <w:spacing w:after="60" w:line="360" w:before="480"/>
         <w:ind w:firstLine="360"/>
       </w:pPr>
       <w:r>
@@ -291,20 +252,7 @@
     </w:p>
     <w:p>
       <w:pPr>
-        <w:spacing w:after="0" w:line="360"/>
-      </w:pPr>
-      <w:r>
-        <w:rPr>
-          <w:rFonts w:ascii="Georgia" w:hAnsi="Georgia" w:cs="Georgia"/>
-          <w:sz w:val="24"/>
-          <w:szCs w:val="24"/>
-        </w:rPr>
-        <w:t xml:space="preserve"/>
-      </w:r>
-    </w:p>
-    <w:p>
-      <w:pPr>
-        <w:spacing w:after="60" w:line="360"/>
+        <w:spacing w:after="60" w:line="360" w:before="480"/>
         <w:ind w:firstLine="360"/>
       </w:pPr>
       <w:r>
@@ -332,20 +280,7 @@
     </w:p>
     <w:p>
       <w:pPr>
-        <w:spacing w:after="0" w:line="360"/>
-      </w:pPr>
-      <w:r>
-        <w:rPr>
-          <w:rFonts w:ascii="Georgia" w:hAnsi="Georgia" w:cs="Georgia"/>
-          <w:sz w:val="24"/>
-          <w:szCs w:val="24"/>
-        </w:rPr>
-        <w:t xml:space="preserve"/>
-      </w:r>
-    </w:p>
-    <w:p>
-      <w:pPr>
-        <w:spacing w:after="60" w:line="360"/>
+        <w:spacing w:after="60" w:line="360" w:before="480"/>
         <w:ind w:firstLine="360"/>
       </w:pPr>
       <w:r>
@@ -387,20 +322,7 @@
     </w:p>
     <w:p>
       <w:pPr>
-        <w:spacing w:after="0" w:line="360"/>
-      </w:pPr>
-      <w:r>
-        <w:rPr>
-          <w:rFonts w:ascii="Georgia" w:hAnsi="Georgia" w:cs="Georgia"/>
-          <w:sz w:val="24"/>
-          <w:szCs w:val="24"/>
-        </w:rPr>
-        <w:t xml:space="preserve"/>
-      </w:r>
-    </w:p>
-    <w:p>
-      <w:pPr>
-        <w:spacing w:after="60" w:line="360"/>
+        <w:spacing w:after="60" w:line="360" w:before="480"/>
         <w:ind w:firstLine="360"/>
       </w:pPr>
       <w:r>
@@ -423,7 +345,23 @@
           <w:sz w:val="24"/>
           <w:szCs w:val="24"/>
         </w:rPr>
-        <w:t xml:space="preserve">VESSEL: RECURRING UNCONSCIOUS PRESENCE IN UNCLAIMED GROUND, ORIGIN AND DURATION UNKNOWN. NOT INITIATED OR DIRECTED BY ENTITY. FIRST INSTANCE PREDATES EPISODE THIRTY SIX CONTACT.</w:t>
+        <w:t xml:space="preserve">In its ledger, the cold voice wrote down the worse thing it had just learned.</w:t>
+      </w:r>
+    </w:p>
+    <w:p>
+      <w:pPr>
+        <w:spacing w:after="120" w:line="360"/>
+      </w:pPr>
+      <w:r>
+        <w:rPr>
+          <w:rFonts w:ascii="Georgia" w:hAnsi="Georgia" w:cs="Georgia"/>
+          <w:sz w:val="24"/>
+          <w:szCs w:val="24"/>
+          <w:b/>
+          <w:bCs/>
+          <w:caps/>
+        </w:rPr>
+        <w:t xml:space="preserve">Vessel: recurring unconscious presence in unclaimed ground, origin and duration unknown. Not initiated or directed by entity. First instance predates the answering contact beyond the boundary.</w:t>
       </w:r>
     </w:p>
     <w:p>
@@ -480,19 +418,6 @@
           <w:szCs w:val="24"/>
         </w:rPr>
         <w:t xml:space="preserve">He said it plainly, without cruelty, the way a much older child might correct an adult on a small, harmless point of fact, and went on stacking his stones as though the sentence he had just spoken carried no more weight than the weather.</w:t>
-      </w:r>
-    </w:p>
-    <w:p>
-      <w:pPr>
-        <w:spacing w:after="0" w:line="360"/>
-      </w:pPr>
-      <w:r>
-        <w:rPr>
-          <w:rFonts w:ascii="Georgia" w:hAnsi="Georgia" w:cs="Georgia"/>
-          <w:sz w:val="24"/>
-          <w:szCs w:val="24"/>
-        </w:rPr>
-        <w:t xml:space="preserve"/>
       </w:r>
     </w:p>
     <w:sectPr>
